--- a/WK2AssgnAdhikariR.docx
+++ b/WK2AssgnAdhikariR.docx
@@ -74,6 +74,28 @@
             </w:rPr>
             <w:br/>
             <w:t>Walden University</w:t>
+          </w:r>
+        </w:p>
+        <w:p>
+          <w:pPr>
+            <w:pStyle w:val="NoSpacing"/>
+            <w:spacing w:after="240" w:line="480" w:lineRule="auto"/>
+            <w:jc w:val="center"/>
+            <w:rPr>
+              <w:rFonts w:ascii="Times New Roman" w:hAnsi="Times New Roman" w:cs="Times New Roman"/>
+              <w:color w:val="000000" w:themeColor="text1"/>
+              <w:sz w:val="48"/>
+              <w:szCs w:val="48"/>
+            </w:rPr>
+          </w:pPr>
+          <w:r>
+            <w:rPr>
+              <w:rFonts w:ascii="Times New Roman" w:hAnsi="Times New Roman" w:cs="Times New Roman"/>
+              <w:color w:val="000000" w:themeColor="text1"/>
+              <w:sz w:val="48"/>
+              <w:szCs w:val="48"/>
+            </w:rPr>
+            <w:t>NURS-6451</w:t>
           </w:r>
           <w:r>
             <w:rPr>
@@ -232,26 +254,34 @@
           <w:color w:val="2D3B45"/>
         </w:rPr>
       </w:pPr>
-    </w:p>
-    <w:p>
-      <w:pPr>
-        <w:shd w:val="clear" w:color="auto" w:fill="FFFFFF"/>
-        <w:spacing w:before="180" w:after="180" w:line="480" w:lineRule="auto"/>
+      <w:r>
         <w:rPr>
           <w:rFonts w:ascii="Times New Roman" w:eastAsia="Times New Roman" w:hAnsi="Times New Roman" w:cs="Times New Roman"/>
           <w:b/>
           <w:bCs/>
           <w:color w:val="2D3B45"/>
         </w:rPr>
-      </w:pPr>
-      <w:r>
+        <w:t>Topic: A Comparison of Key Evaluation Models in Health Informatics</w:t>
+      </w:r>
+    </w:p>
+    <w:p>
+      <w:pPr>
+        <w:shd w:val="clear" w:color="auto" w:fill="FFFFFF"/>
+        <w:spacing w:before="180" w:after="180" w:line="480" w:lineRule="auto"/>
         <w:rPr>
           <w:rFonts w:ascii="Times New Roman" w:eastAsia="Times New Roman" w:hAnsi="Times New Roman" w:cs="Times New Roman"/>
           <w:b/>
           <w:bCs/>
           <w:color w:val="2D3B45"/>
         </w:rPr>
-        <w:lastRenderedPageBreak/>
+      </w:pPr>
+      <w:r>
+        <w:rPr>
+          <w:rFonts w:ascii="Times New Roman" w:eastAsia="Times New Roman" w:hAnsi="Times New Roman" w:cs="Times New Roman"/>
+          <w:b/>
+          <w:bCs/>
+          <w:color w:val="2D3B45"/>
+        </w:rPr>
         <w:t>Introduction</w:t>
       </w:r>
     </w:p>
@@ -923,7 +953,16 @@
                 <w:b/>
                 <w:bCs/>
               </w:rPr>
-              <w:t>Potential Uses in Health Informatics</w:t>
+              <w:t xml:space="preserve">Potential Uses in </w:t>
+            </w:r>
+            <w:r>
+              <w:rPr>
+                <w:rFonts w:ascii="Times New Roman" w:hAnsi="Times New Roman" w:cs="Times New Roman"/>
+                <w:b/>
+                <w:bCs/>
+              </w:rPr>
+              <w:lastRenderedPageBreak/>
+              <w:t>Health Informatics</w:t>
             </w:r>
           </w:p>
         </w:tc>
@@ -941,11 +980,8 @@
               </w:rPr>
             </w:pPr>
             <w:r>
-              <w:t xml:space="preserve">Triangle </w:t>
-            </w:r>
-            <w:r>
               <w:lastRenderedPageBreak/>
-              <w:t>Evaluation Mode</w:t>
+              <w:t>Triangle Evaluation Mode</w:t>
             </w:r>
           </w:p>
         </w:tc>
@@ -966,7 +1002,6 @@
               <w:rPr>
                 <w:rFonts w:ascii="Times New Roman" w:eastAsia="Times New Roman" w:hAnsi="Times New Roman" w:cs="Times New Roman"/>
               </w:rPr>
-              <w:lastRenderedPageBreak/>
               <w:t>Th</w:t>
             </w:r>
             <w:r>
@@ -991,14 +1026,7 @@
               <w:rPr>
                 <w:rFonts w:ascii="Times New Roman" w:eastAsia="Times New Roman" w:hAnsi="Times New Roman" w:cs="Times New Roman"/>
               </w:rPr>
-              <w:t xml:space="preserve"> on the interrelationship </w:t>
-            </w:r>
-            <w:r>
-              <w:rPr>
-                <w:rFonts w:ascii="Times New Roman" w:eastAsia="Times New Roman" w:hAnsi="Times New Roman" w:cs="Times New Roman"/>
-              </w:rPr>
-              <w:lastRenderedPageBreak/>
-              <w:t>between technology, users</w:t>
+              <w:t xml:space="preserve"> on the interrelationship between technology, users</w:t>
             </w:r>
             <w:r>
               <w:rPr>
@@ -1090,16 +1118,8 @@
                 <w:color w:val="1B1B1B"/>
                 <w:shd w:val="clear" w:color="auto" w:fill="FFFFFF"/>
               </w:rPr>
-              <w:t xml:space="preserve">policy and procedures in an organization for quality and safety. It </w:t>
-            </w:r>
-            <w:r>
-              <w:rPr>
-                <w:rFonts w:ascii="Times New Roman" w:hAnsi="Times New Roman" w:cs="Times New Roman"/>
-                <w:color w:val="1B1B1B"/>
-                <w:shd w:val="clear" w:color="auto" w:fill="FFFFFF"/>
-              </w:rPr>
               <w:lastRenderedPageBreak/>
-              <w:t xml:space="preserve">specifies the variables </w:t>
+              <w:t xml:space="preserve">policy and procedures in an organization for quality and safety. It specifies the variables </w:t>
             </w:r>
             <w:r>
               <w:rPr>
@@ -1155,13 +1175,7 @@
                 <w:rFonts w:ascii="Times New Roman" w:hAnsi="Times New Roman" w:cs="Times New Roman"/>
               </w:rPr>
               <w:lastRenderedPageBreak/>
-              <w:t xml:space="preserve">Technology: Health </w:t>
-            </w:r>
-            <w:r>
-              <w:rPr>
-                <w:rFonts w:ascii="Times New Roman" w:hAnsi="Times New Roman" w:cs="Times New Roman"/>
-              </w:rPr>
-              <w:t>information system</w:t>
+              <w:t>Technology: Health information system</w:t>
             </w:r>
             <w:r>
               <w:rPr>
@@ -1237,7 +1251,14 @@
               <w:rPr>
                 <w:rFonts w:ascii="Times New Roman" w:hAnsi="Times New Roman" w:cs="Times New Roman"/>
               </w:rPr>
-              <w:t>Health care provider user: This can be doctor</w:t>
+              <w:t xml:space="preserve">Health care provider </w:t>
+            </w:r>
+            <w:r>
+              <w:rPr>
+                <w:rFonts w:ascii="Times New Roman" w:hAnsi="Times New Roman" w:cs="Times New Roman"/>
+              </w:rPr>
+              <w:lastRenderedPageBreak/>
+              <w:t>user: This can be doctor</w:t>
             </w:r>
             <w:r>
               <w:rPr>
@@ -1249,14 +1270,7 @@
               <w:rPr>
                 <w:rFonts w:ascii="Times New Roman" w:hAnsi="Times New Roman" w:cs="Times New Roman"/>
               </w:rPr>
-              <w:t xml:space="preserve">, </w:t>
-            </w:r>
-            <w:r>
-              <w:rPr>
-                <w:rFonts w:ascii="Times New Roman" w:hAnsi="Times New Roman" w:cs="Times New Roman"/>
-              </w:rPr>
-              <w:lastRenderedPageBreak/>
-              <w:t>Nurses</w:t>
+              <w:t>, Nurses</w:t>
             </w:r>
             <w:r>
               <w:rPr>
@@ -1322,13 +1336,7 @@
               <w:rPr>
                 <w:rFonts w:ascii="Times New Roman" w:hAnsi="Times New Roman" w:cs="Times New Roman"/>
               </w:rPr>
-              <w:t xml:space="preserve"> components </w:t>
-            </w:r>
-            <w:r>
-              <w:rPr>
-                <w:rFonts w:ascii="Times New Roman" w:hAnsi="Times New Roman" w:cs="Times New Roman"/>
-              </w:rPr>
-              <w:t xml:space="preserve">are represented by three points of </w:t>
+              <w:t xml:space="preserve"> components are represented by three points of </w:t>
             </w:r>
             <w:r>
               <w:rPr>
@@ -1390,14 +1398,14 @@
               <w:rPr>
                 <w:rFonts w:ascii="Times New Roman" w:hAnsi="Times New Roman" w:cs="Times New Roman"/>
               </w:rPr>
-              <w:t xml:space="preserve">organization and technology as they emphasize </w:t>
+              <w:t xml:space="preserve">organization and </w:t>
             </w:r>
             <w:r>
               <w:rPr>
                 <w:rFonts w:ascii="Times New Roman" w:hAnsi="Times New Roman" w:cs="Times New Roman"/>
               </w:rPr>
               <w:lastRenderedPageBreak/>
-              <w:t>user</w:t>
+              <w:t>technology as they emphasize user</w:t>
             </w:r>
             <w:r>
               <w:rPr>
@@ -1440,7 +1448,13 @@
                 <w:bCs w:val="0"/>
               </w:rPr>
               <w:lastRenderedPageBreak/>
-              <w:t xml:space="preserve">Triangle evaluation </w:t>
+              <w:t>Triangle evaluation model</w:t>
+            </w:r>
+            <w:r>
+              <w:rPr>
+                <w:rFonts w:ascii="Times New Roman" w:hAnsi="Times New Roman" w:cs="Times New Roman"/>
+              </w:rPr>
+              <w:t xml:space="preserve"> has been used to assess and balance dimensions such as </w:t>
             </w:r>
             <w:r>
               <w:rPr>
@@ -1449,13 +1463,21 @@
                 <w:b w:val="0"/>
                 <w:bCs w:val="0"/>
               </w:rPr>
-              <w:t>model</w:t>
-            </w:r>
-            <w:r>
-              <w:rPr>
-                <w:rFonts w:ascii="Times New Roman" w:hAnsi="Times New Roman" w:cs="Times New Roman"/>
-              </w:rPr>
-              <w:t xml:space="preserve"> has been used to assess and balance dimensions such as </w:t>
+              <w:t>quality</w:t>
+            </w:r>
+            <w:r>
+              <w:rPr>
+                <w:rFonts w:ascii="Times New Roman" w:hAnsi="Times New Roman" w:cs="Times New Roman"/>
+                <w:b/>
+                <w:bCs/>
+              </w:rPr>
+              <w:t>,</w:t>
+            </w:r>
+            <w:r>
+              <w:rPr>
+                <w:rFonts w:ascii="Times New Roman" w:hAnsi="Times New Roman" w:cs="Times New Roman"/>
+              </w:rPr>
+              <w:t xml:space="preserve"> </w:t>
             </w:r>
             <w:r>
               <w:rPr>
@@ -1464,7 +1486,7 @@
                 <w:b w:val="0"/>
                 <w:bCs w:val="0"/>
               </w:rPr>
-              <w:t>quality</w:t>
+              <w:t>cost</w:t>
             </w:r>
             <w:r>
               <w:rPr>
@@ -1478,7 +1500,7 @@
               <w:rPr>
                 <w:rFonts w:ascii="Times New Roman" w:hAnsi="Times New Roman" w:cs="Times New Roman"/>
               </w:rPr>
-              <w:t xml:space="preserve"> </w:t>
+              <w:t xml:space="preserve"> and </w:t>
             </w:r>
             <w:r>
               <w:rPr>
@@ -1487,7 +1509,7 @@
                 <w:b w:val="0"/>
                 <w:bCs w:val="0"/>
               </w:rPr>
-              <w:t>cost</w:t>
+              <w:t>accessibility</w:t>
             </w:r>
             <w:r>
               <w:rPr>
@@ -1501,37 +1523,14 @@
               <w:rPr>
                 <w:rFonts w:ascii="Times New Roman" w:hAnsi="Times New Roman" w:cs="Times New Roman"/>
               </w:rPr>
-              <w:t xml:space="preserve"> and </w:t>
-            </w:r>
-            <w:r>
-              <w:rPr>
-                <w:rStyle w:val="Strong"/>
-                <w:rFonts w:ascii="Times New Roman" w:hAnsi="Times New Roman" w:cs="Times New Roman"/>
-                <w:b w:val="0"/>
-                <w:bCs w:val="0"/>
-              </w:rPr>
-              <w:t>accessibility</w:t>
-            </w:r>
-            <w:r>
-              <w:rPr>
-                <w:rFonts w:ascii="Times New Roman" w:hAnsi="Times New Roman" w:cs="Times New Roman"/>
-                <w:b/>
-                <w:bCs/>
-              </w:rPr>
-              <w:t>,</w:t>
-            </w:r>
-            <w:r>
-              <w:rPr>
-                <w:rFonts w:ascii="Times New Roman" w:hAnsi="Times New Roman" w:cs="Times New Roman"/>
-              </w:rPr>
-              <w:t xml:space="preserve"> making sure that improvements in healthcare delivery align with the patient needs. The model assists in guiding system-level </w:t>
+              <w:t xml:space="preserve"> making sure that improvements in healthcare delivery align with the patient needs. The model assists in </w:t>
             </w:r>
             <w:r>
               <w:rPr>
                 <w:rFonts w:ascii="Times New Roman" w:hAnsi="Times New Roman" w:cs="Times New Roman"/>
               </w:rPr>
               <w:lastRenderedPageBreak/>
-              <w:t>improvements in a variety of healthcare contexts.</w:t>
+              <w:t>guiding system-level improvements in a variety of healthcare contexts.</w:t>
             </w:r>
           </w:p>
         </w:tc>
@@ -1553,13 +1552,7 @@
                 <w:rFonts w:ascii="Times New Roman" w:eastAsia="Times New Roman" w:hAnsi="Times New Roman" w:cs="Times New Roman"/>
               </w:rPr>
               <w:lastRenderedPageBreak/>
-              <w:t xml:space="preserve">This can be used for </w:t>
-            </w:r>
-            <w:r>
-              <w:rPr>
-                <w:rFonts w:ascii="Times New Roman" w:eastAsia="Times New Roman" w:hAnsi="Times New Roman" w:cs="Times New Roman"/>
-              </w:rPr>
-              <w:t xml:space="preserve">evaluating the effectiveness of health IT systems by making sure that they meet the needs of healthcare providers, fit within the healthcare environment, and </w:t>
+              <w:t xml:space="preserve">This can be used for evaluating the effectiveness of health IT systems by making sure that they meet the needs of healthcare providers, fit within the healthcare environment, and </w:t>
             </w:r>
             <w:r>
               <w:rPr>
@@ -1676,7 +1669,14 @@
               <w:rPr>
                 <w:rFonts w:ascii="Times New Roman" w:hAnsi="Times New Roman" w:cs="Times New Roman"/>
               </w:rPr>
-              <w:t>ld support the competency and auton</w:t>
+              <w:t xml:space="preserve">ld support the competency </w:t>
+            </w:r>
+            <w:r>
+              <w:rPr>
+                <w:rFonts w:ascii="Times New Roman" w:hAnsi="Times New Roman" w:cs="Times New Roman"/>
+              </w:rPr>
+              <w:lastRenderedPageBreak/>
+              <w:t>and auton</w:t>
             </w:r>
             <w:r>
               <w:rPr>
@@ -1688,14 +1688,7 @@
               <w:rPr>
                 <w:rFonts w:ascii="Times New Roman" w:hAnsi="Times New Roman" w:cs="Times New Roman"/>
               </w:rPr>
-              <w:t xml:space="preserve">y of nurses by providing them with training and education </w:t>
-            </w:r>
-            <w:r>
-              <w:rPr>
-                <w:rFonts w:ascii="Times New Roman" w:hAnsi="Times New Roman" w:cs="Times New Roman"/>
-              </w:rPr>
-              <w:lastRenderedPageBreak/>
-              <w:t xml:space="preserve">that allow them to adapt to new technology as well as </w:t>
+              <w:t xml:space="preserve">y of nurses by providing them with training and education that allow them to adapt to new technology as well as </w:t>
             </w:r>
             <w:r>
               <w:rPr>
@@ -1849,7 +1842,14 @@
               <w:rPr>
                 <w:rFonts w:ascii="Times New Roman" w:hAnsi="Times New Roman" w:cs="Times New Roman"/>
               </w:rPr>
-              <w:t xml:space="preserve"> acceptance of technology. </w:t>
+              <w:t xml:space="preserve"> </w:t>
+            </w:r>
+            <w:r>
+              <w:rPr>
+                <w:rFonts w:ascii="Times New Roman" w:hAnsi="Times New Roman" w:cs="Times New Roman"/>
+              </w:rPr>
+              <w:lastRenderedPageBreak/>
+              <w:t xml:space="preserve">acceptance of technology. </w:t>
             </w:r>
           </w:p>
           <w:p>
@@ -1863,7 +1863,6 @@
               <w:rPr>
                 <w:rFonts w:ascii="Times New Roman" w:hAnsi="Times New Roman" w:cs="Times New Roman"/>
               </w:rPr>
-              <w:lastRenderedPageBreak/>
               <w:t xml:space="preserve"> Analyzing user acceptance is now a critical area of study. Technology acceptance model or TMA provides insights on why the new technology are accepted or not. </w:t>
             </w:r>
             <w:r>
@@ -1997,7 +1996,15 @@
                 <w:rFonts w:ascii="Times New Roman" w:eastAsia="Times New Roman" w:hAnsi="Times New Roman" w:cs="Times New Roman"/>
                 <w:color w:val="1F1F1F"/>
               </w:rPr>
-              <w:t>the future implications of individuals' intentions to util</w:t>
+              <w:t xml:space="preserve">the future implications of individuals' intentions to </w:t>
+            </w:r>
+            <w:r>
+              <w:rPr>
+                <w:rFonts w:ascii="Times New Roman" w:eastAsia="Times New Roman" w:hAnsi="Times New Roman" w:cs="Times New Roman"/>
+                <w:color w:val="1F1F1F"/>
+              </w:rPr>
+              <w:lastRenderedPageBreak/>
+              <w:t>util</w:t>
             </w:r>
             <w:r>
               <w:rPr>
@@ -2094,13 +2101,8 @@
               <w:rPr>
                 <w:rFonts w:ascii="Times New Roman" w:hAnsi="Times New Roman" w:cs="Times New Roman"/>
               </w:rPr>
-              <w:t xml:space="preserve">The extent to which user </w:t>
-            </w:r>
-            <w:r>
-              <w:rPr>
-                <w:rFonts w:ascii="Times New Roman" w:hAnsi="Times New Roman" w:cs="Times New Roman"/>
-              </w:rPr>
-              <w:t xml:space="preserve">believes that the system use will enhance their performance. </w:t>
+              <w:lastRenderedPageBreak/>
+              <w:t xml:space="preserve">The extent to which user believes that the system use will enhance their performance. </w:t>
             </w:r>
           </w:p>
           <w:p>
@@ -2143,13 +2145,21 @@
                 <w:rFonts w:ascii="Times New Roman" w:hAnsi="Times New Roman" w:cs="Times New Roman"/>
                 <w:color w:val="1F1F1F"/>
               </w:rPr>
-              <w:t xml:space="preserve">Doctoral Thesis, Fred Davis proposed a conceptual model. User motivation can clarify system </w:t>
+              <w:t xml:space="preserve">Doctoral Thesis, Fred Davis proposed a conceptual model. User motivation </w:t>
             </w:r>
             <w:r>
               <w:rPr>
                 <w:rFonts w:ascii="Times New Roman" w:hAnsi="Times New Roman" w:cs="Times New Roman"/>
                 <w:color w:val="1F1F1F"/>
               </w:rPr>
+              <w:lastRenderedPageBreak/>
+              <w:t xml:space="preserve">can clarify system </w:t>
+            </w:r>
+            <w:r>
+              <w:rPr>
+                <w:rFonts w:ascii="Times New Roman" w:hAnsi="Times New Roman" w:cs="Times New Roman"/>
+                <w:color w:val="1F1F1F"/>
+              </w:rPr>
               <w:t xml:space="preserve">usage </w:t>
             </w:r>
             <w:r>
@@ -2157,15 +2167,7 @@
                 <w:rFonts w:ascii="Times New Roman" w:hAnsi="Times New Roman" w:cs="Times New Roman"/>
                 <w:color w:val="1F1F1F"/>
               </w:rPr>
-              <w:t xml:space="preserve">and is </w:t>
-            </w:r>
-            <w:r>
-              <w:rPr>
-                <w:rFonts w:ascii="Times New Roman" w:hAnsi="Times New Roman" w:cs="Times New Roman"/>
-                <w:color w:val="1F1F1F"/>
-              </w:rPr>
-              <w:lastRenderedPageBreak/>
-              <w:t>a</w:t>
+              <w:t>and is a</w:t>
             </w:r>
             <w:r>
               <w:rPr>
@@ -2225,14 +2227,8 @@
               <w:rPr>
                 <w:rFonts w:ascii="Times New Roman" w:eastAsia="Times New Roman" w:hAnsi="Times New Roman" w:cs="Times New Roman"/>
               </w:rPr>
-              <w:t xml:space="preserve">acceptance of new health IT </w:t>
-            </w:r>
-            <w:r>
-              <w:rPr>
-                <w:rFonts w:ascii="Times New Roman" w:eastAsia="Times New Roman" w:hAnsi="Times New Roman" w:cs="Times New Roman"/>
-              </w:rPr>
               <w:lastRenderedPageBreak/>
-              <w:t>system</w:t>
+              <w:t>acceptance of new health IT system</w:t>
             </w:r>
             <w:r>
               <w:rPr>
@@ -2290,7 +2286,14 @@
               <w:rPr>
                 <w:rFonts w:ascii="Times New Roman" w:hAnsi="Times New Roman" w:cs="Times New Roman"/>
               </w:rPr>
-              <w:t>el’s acceptance of old as well as new health IT system</w:t>
+              <w:t xml:space="preserve">el’s acceptance of </w:t>
+            </w:r>
+            <w:r>
+              <w:rPr>
+                <w:rFonts w:ascii="Times New Roman" w:hAnsi="Times New Roman" w:cs="Times New Roman"/>
+              </w:rPr>
+              <w:lastRenderedPageBreak/>
+              <w:t>old as well as new health IT system</w:t>
             </w:r>
             <w:r>
               <w:rPr>
@@ -2302,14 +2305,7 @@
               <w:rPr>
                 <w:rFonts w:ascii="Times New Roman" w:hAnsi="Times New Roman" w:cs="Times New Roman"/>
               </w:rPr>
-              <w:t xml:space="preserve">, </w:t>
-            </w:r>
-            <w:r>
-              <w:rPr>
-                <w:rFonts w:ascii="Times New Roman" w:hAnsi="Times New Roman" w:cs="Times New Roman"/>
-              </w:rPr>
-              <w:lastRenderedPageBreak/>
-              <w:t xml:space="preserve">while making sure it is user-friendly and can effectively integrate into clinical workflow to enhance healthcare delivery. </w:t>
+              <w:t xml:space="preserve">, while making sure it is user-friendly and can effectively integrate into clinical workflow to enhance healthcare delivery. </w:t>
             </w:r>
           </w:p>
           <w:p>
@@ -2394,7 +2390,14 @@
               <w:rPr>
                 <w:color w:val="1F1F1F"/>
               </w:rPr>
-              <w:t>ss of the training, assessing the impact of training on healthcare professionals and their ability to use IT system</w:t>
+              <w:t xml:space="preserve">ss of the training, assessing the impact of training on healthcare professionals and their ability to use </w:t>
+            </w:r>
+            <w:r>
+              <w:rPr>
+                <w:color w:val="1F1F1F"/>
+              </w:rPr>
+              <w:lastRenderedPageBreak/>
+              <w:t>IT system</w:t>
             </w:r>
             <w:r>
               <w:rPr>
@@ -2427,6 +2430,7 @@
               <w:rPr>
                 <w:color w:val="1F1F1F"/>
               </w:rPr>
+              <w:lastRenderedPageBreak/>
               <w:t>Reaction</w:t>
             </w:r>
             <w:r>
@@ -2491,20 +2495,20 @@
               <w:rPr>
                 <w:color w:val="1F1F1F"/>
               </w:rPr>
-              <w:t xml:space="preserve"> such as understanding </w:t>
+              <w:t xml:space="preserve"> such as understandi</w:t>
             </w:r>
             <w:r>
               <w:rPr>
                 <w:color w:val="1F1F1F"/>
               </w:rPr>
-              <w:t xml:space="preserve">how to </w:t>
+              <w:lastRenderedPageBreak/>
+              <w:t xml:space="preserve">ng </w:t>
             </w:r>
             <w:r>
               <w:rPr>
                 <w:color w:val="1F1F1F"/>
               </w:rPr>
-              <w:lastRenderedPageBreak/>
-              <w:t>use</w:t>
+              <w:t>how to use</w:t>
             </w:r>
             <w:r>
               <w:rPr>
@@ -2588,26 +2592,26 @@
               <w:rPr>
                 <w:color w:val="1F1F1F"/>
               </w:rPr>
-              <w:t>: Patient outcome or final impact in an organization</w:t>
+              <w:t>: Patient outcome or final impact in an organizatio</w:t>
             </w:r>
             <w:r>
               <w:rPr>
                 <w:color w:val="1F1F1F"/>
               </w:rPr>
+              <w:lastRenderedPageBreak/>
+              <w:t>n</w:t>
+            </w:r>
+            <w:r>
+              <w:rPr>
+                <w:color w:val="1F1F1F"/>
+              </w:rPr>
               <w:t>,</w:t>
             </w:r>
             <w:r>
               <w:rPr>
                 <w:color w:val="1F1F1F"/>
               </w:rPr>
-              <w:t xml:space="preserve"> for </w:t>
-            </w:r>
-            <w:r>
-              <w:rPr>
-                <w:color w:val="1F1F1F"/>
-              </w:rPr>
-              <w:lastRenderedPageBreak/>
-              <w:t>example</w:t>
+              <w:t xml:space="preserve"> for example</w:t>
             </w:r>
             <w:r>
               <w:rPr>
@@ -2708,7 +2712,14 @@
               <w:rPr>
                 <w:rFonts w:ascii="Times New Roman" w:hAnsi="Times New Roman" w:cs="Times New Roman"/>
               </w:rPr>
-              <w:t xml:space="preserve"> concerns</w:t>
+              <w:t xml:space="preserve"> </w:t>
+            </w:r>
+            <w:r>
+              <w:rPr>
+                <w:rFonts w:ascii="Times New Roman" w:hAnsi="Times New Roman" w:cs="Times New Roman"/>
+              </w:rPr>
+              <w:lastRenderedPageBreak/>
+              <w:t>concerns</w:t>
             </w:r>
             <w:r>
               <w:rPr>
@@ -2733,6 +2744,7 @@
               <w:rPr>
                 <w:rFonts w:ascii="Times New Roman" w:eastAsia="Times New Roman" w:hAnsi="Times New Roman" w:cs="Times New Roman"/>
               </w:rPr>
+              <w:lastRenderedPageBreak/>
               <w:t>Extensive use in healthcare training programs, mainly for evaluating the adoption and proficiency of clinical or health care professionals using new systems.</w:t>
             </w:r>
           </w:p>
@@ -2828,14 +2840,14 @@
               <w:rPr>
                 <w:rFonts w:ascii="Times New Roman" w:eastAsia="Times New Roman" w:hAnsi="Times New Roman" w:cs="Times New Roman"/>
               </w:rPr>
-              <w:t xml:space="preserve">intention of a user to use technology and subsequent usage behavior. It incorporates factors such as social influence as well as facilitating conditions </w:t>
+              <w:t xml:space="preserve">intention of a user to use technology and subsequent usage behavior. It incorporates factors such as social influence as well as </w:t>
             </w:r>
             <w:r>
               <w:rPr>
                 <w:rFonts w:ascii="Times New Roman" w:eastAsia="Times New Roman" w:hAnsi="Times New Roman" w:cs="Times New Roman"/>
               </w:rPr>
               <w:lastRenderedPageBreak/>
-              <w:t>are incorporated in UTAUT.</w:t>
+              <w:t>facilitating conditions are incorporated in UTAUT.</w:t>
             </w:r>
             <w:r>
               <w:rPr>
@@ -2989,6 +3001,7 @@
                 <w:rFonts w:ascii="Times New Roman" w:eastAsia="Times New Roman" w:hAnsi="Times New Roman" w:cs="Times New Roman"/>
                 <w:color w:val="1A1A1A"/>
               </w:rPr>
+              <w:lastRenderedPageBreak/>
               <w:t>Facilitating Conditions</w:t>
             </w:r>
           </w:p>
@@ -3006,7 +3019,6 @@
                 <w:rFonts w:ascii="Times New Roman" w:eastAsia="Times New Roman" w:hAnsi="Times New Roman" w:cs="Times New Roman"/>
                 <w:color w:val="1A1A1A"/>
               </w:rPr>
-              <w:lastRenderedPageBreak/>
               <w:t>Behavioral Intention</w:t>
             </w:r>
           </w:p>
@@ -3149,7 +3161,6 @@
         <w:rPr>
           <w:noProof/>
         </w:rPr>
-        <w:lastRenderedPageBreak/>
         <mc:AlternateContent>
           <mc:Choice Requires="wpg">
             <w:drawing>
@@ -5884,12 +5895,6 @@
           <w:bCs/>
         </w:rPr>
         <w:tab/>
-      </w:r>
-      <w:r>
-        <w:rPr>
-          <w:b/>
-          <w:bCs/>
-        </w:rPr>
         <w:t xml:space="preserve">Figure: </w:t>
       </w:r>
       <w:r>
@@ -6718,7 +6723,6 @@
         <w:rPr>
           <w:noProof/>
         </w:rPr>
-        <w:lastRenderedPageBreak/>
         <mc:AlternateContent>
           <mc:Choice Requires="wpg">
             <w:drawing>
@@ -8967,7 +8971,11 @@
       </w:r>
       <w:proofErr w:type="gramEnd"/>
       <w:r>
-        <w:t xml:space="preserve"> assist in evaluating various aspects of human behavior, system performance, and technology adoption in organizational training, healthcare</w:t>
+        <w:t xml:space="preserve"> assist in evaluating various aspects of human behavior, system </w:t>
+      </w:r>
+      <w:r>
+        <w:lastRenderedPageBreak/>
+        <w:t>performance, and technology adoption in organizational training, healthcare</w:t>
       </w:r>
       <w:r>
         <w:t>,</w:t>
@@ -8999,7 +9007,6 @@
           <w:b/>
           <w:bCs/>
         </w:rPr>
-        <w:lastRenderedPageBreak/>
         <w:t>References:</w:t>
       </w:r>
     </w:p>
@@ -9196,6 +9203,7 @@
         <w:ind w:left="567" w:hanging="567"/>
       </w:pPr>
       <w:r>
+        <w:lastRenderedPageBreak/>
         <w:t xml:space="preserve"> </w:t>
       </w:r>
       <w:hyperlink r:id="rId9" w:history="1">
